--- a/Cover_Letters/Shinoy_Channable_Python_Software_Engineer_Cover_Letter.docx
+++ b/Cover_Letters/Shinoy_Channable_Python_Software_Engineer_Cover_Letter.docx
@@ -14,7 +14,7 @@
     </w:p>
     <w:p>
       <w:r>
-        <w:t>September 26, 2026</w:t>
+        <w:t>September 28, 2026</w:t>
       </w:r>
     </w:p>
     <w:p>
@@ -25,7 +25,7 @@
     <w:p/>
     <w:p>
       <w:r>
-        <w:t>Hi Channable Hiring Team,</w:t>
+        <w:t>Hi Ioana,</w:t>
       </w:r>
     </w:p>
     <w:p>
@@ -35,12 +35,7 @@
     </w:p>
     <w:p>
       <w:r>
-        <w:t>While my professional background is rooted in test automation and quality engineering, I have built strong experience working with Python, SQL, and API integrations. I appreciate how your product team relies on Python for building external API integrations and maintaining application reliability.</w:t>
-      </w:r>
-    </w:p>
-    <w:p>
-      <w:r>
-        <w:t>In my recent work, I have also used tools like Gemini Code Assist to streamline script generation and deployment tasks. I am comfortable working with Git, Linux environments, and relational databases, and I am eager to bring this technical background to your product team in Utrecht.</w:t>
+        <w:t>While my primary background is in QA automation and backend validation, I have worked extensively with Python, SQL, and Linux environments throughout my career. I am comfortable collaborating in agile product teams and taking ownership of technical tasks from design to delivery, including utilizing tools like Gemini Code Assist to streamline development scripts.</w:t>
       </w:r>
     </w:p>
     <w:p>
